--- a/02_定制简历库/博西家电(BSH)/数据分析实习生-浙江（杭州）（供应链数据分析）/文雪_山东大学_博西家电(BSH)_数据分析实习生-浙江（杭州）.docx
+++ b/02_定制简历库/博西家电(BSH)/数据分析实习生-浙江（杭州）（供应链数据分析）/文雪_山东大学_博西家电(BSH)_数据分析实习生-浙江（杭州）.docx
@@ -241,7 +241,7 @@
                 <w:b w:val="0"/>
                 <w:sz w:val="21"/>
               </w:rPr>
-              <w:t>18658249341 ｜ 2631217547@qq.com ｜ 济南</w:t>
+              <w:t>18658249341 ｜ 2631217547@qq.com ｜ 共青团员 ｜ 济南</w:t>
             </w:r>
           </w:p>
         </w:tc>
